--- a/learning_diary.docx
+++ b/learning_diary.docx
@@ -407,6 +407,12 @@
         <w:rPr>
           <w:lang w:val="en-US"/>
         </w:rPr>
+        <w:t>0</w:t>
+      </w:r>
+      <w:r>
+        <w:rPr>
+          <w:lang w:val="en-US"/>
+        </w:rPr>
         <w:t>6</w:t>
       </w:r>
       <w:r>
@@ -551,9 +557,6 @@
     <w:p>
       <w:pPr>
         <w:pStyle w:val="Leipteksti"/>
-        <w:rPr>
-          <w:lang w:val="en-US"/>
-        </w:rPr>
       </w:pPr>
       <w:r>
         <w:rPr>
@@ -596,6 +599,306 @@
           <w:lang w:val="en-US"/>
         </w:rPr>
         <w:t xml:space="preserve"> of the tutorial, and it really clicked into place in my mind. </w:t>
+      </w:r>
+    </w:p>
+    <w:p>
+      <w:pPr>
+        <w:pStyle w:val="Leipteksti"/>
+        <w:rPr>
+          <w:lang w:val="en-US"/>
+        </w:rPr>
+      </w:pPr>
+    </w:p>
+    <w:p>
+      <w:pPr>
+        <w:pStyle w:val="Leipteksti"/>
+        <w:rPr>
+          <w:lang w:val="en-US"/>
+        </w:rPr>
+      </w:pPr>
+    </w:p>
+    <w:p>
+      <w:pPr>
+        <w:pStyle w:val="Leipteksti"/>
+        <w:rPr>
+          <w:lang w:val="en-US"/>
+        </w:rPr>
+      </w:pPr>
+    </w:p>
+    <w:p>
+      <w:pPr>
+        <w:pStyle w:val="Leipteksti"/>
+      </w:pPr>
+      <w:r>
+        <w:rPr>
+          <w:b w:val="1"/>
+          <w:bCs w:val="1"/>
+          <w:lang w:val="en-US"/>
+        </w:rPr>
+        <w:t>MongoDB</w:t>
+      </w:r>
+    </w:p>
+    <w:p>
+      <w:pPr>
+        <w:pStyle w:val="Leipteksti"/>
+      </w:pPr>
+      <w:r>
+        <w:rPr>
+          <w:lang w:val="en-US"/>
+        </w:rPr>
+        <w:t>08.07</w:t>
+      </w:r>
+      <w:r>
+        <w:rPr>
+          <w:lang w:val="en-US"/>
+        </w:rPr>
+        <w:t>.2026</w:t>
+      </w:r>
+    </w:p>
+    <w:p>
+      <w:pPr>
+        <w:pStyle w:val="Leipteksti"/>
+        <w:rPr>
+          <w:lang w:val="en-US"/>
+        </w:rPr>
+      </w:pPr>
+    </w:p>
+    <w:p>
+      <w:pPr>
+        <w:pStyle w:val="Leipteksti"/>
+      </w:pPr>
+      <w:r>
+        <w:rPr>
+          <w:lang w:val="en-US"/>
+        </w:rPr>
+        <w:t>I downloaded the MongoDB Atlas cloud service, and the MongoDB shell (</w:t>
+      </w:r>
+      <w:r>
+        <w:rPr>
+          <w:lang w:val="en-US"/>
+        </w:rPr>
+        <w:t>mongosh</w:t>
+      </w:r>
+      <w:r>
+        <w:rPr>
+          <w:lang w:val="en-US"/>
+        </w:rPr>
+        <w:t xml:space="preserve">). </w:t>
+      </w:r>
+      <w:r>
+        <w:rPr>
+          <w:lang w:val="en-US"/>
+        </w:rPr>
+        <w:t xml:space="preserve">I created the free </w:t>
+      </w:r>
+      <w:r>
+        <w:rPr>
+          <w:lang w:val="en-US"/>
+        </w:rPr>
+        <w:t>cluster, and</w:t>
+      </w:r>
+      <w:r>
+        <w:rPr>
+          <w:lang w:val="en-US"/>
+        </w:rPr>
+        <w:t xml:space="preserve"> </w:t>
+      </w:r>
+      <w:r>
+        <w:rPr>
+          <w:lang w:val="en-US"/>
+        </w:rPr>
+        <w:t>deployed</w:t>
+      </w:r>
+      <w:r>
+        <w:rPr>
+          <w:lang w:val="en-US"/>
+        </w:rPr>
+        <w:t>. I connected to a test database, and tested out the MongoDB CRUD commands, following the video.</w:t>
+      </w:r>
+    </w:p>
+    <w:p>
+      <w:pPr>
+        <w:pStyle w:val="Leipteksti"/>
+        <w:rPr>
+          <w:lang w:val="en-US"/>
+        </w:rPr>
+      </w:pPr>
+    </w:p>
+    <w:p>
+      <w:pPr>
+        <w:pStyle w:val="Leipteksti"/>
+      </w:pPr>
+      <w:r>
+        <w:rPr>
+          <w:lang w:val="en-US"/>
+        </w:rPr>
+        <w:t xml:space="preserve">I </w:t>
+      </w:r>
+      <w:r>
+        <w:rPr>
+          <w:lang w:val="en-US"/>
+        </w:rPr>
+        <w:t>tested out</w:t>
+      </w:r>
+      <w:r>
+        <w:rPr>
+          <w:lang w:val="en-US"/>
+        </w:rPr>
+        <w:t xml:space="preserve"> the MongoDB compass GUI application with the provided test dataset. It </w:t>
+      </w:r>
+      <w:r>
+        <w:rPr>
+          <w:lang w:val="en-US"/>
+        </w:rPr>
+        <w:t>demonstrated</w:t>
+      </w:r>
+      <w:r>
+        <w:rPr>
+          <w:lang w:val="en-US"/>
+        </w:rPr>
+        <w:t xml:space="preserve"> how </w:t>
+      </w:r>
+      <w:r>
+        <w:rPr>
+          <w:lang w:val="en-US"/>
+        </w:rPr>
+        <w:t xml:space="preserve">the </w:t>
+      </w:r>
+      <w:r>
+        <w:rPr>
+          <w:lang w:val="en-US"/>
+        </w:rPr>
+        <w:t xml:space="preserve">composed </w:t>
+      </w:r>
+      <w:r>
+        <w:rPr>
+          <w:lang w:val="en-US"/>
+        </w:rPr>
+        <w:t xml:space="preserve">aggregation </w:t>
+      </w:r>
+      <w:r>
+        <w:rPr>
+          <w:lang w:val="en-US"/>
+        </w:rPr>
+        <w:t xml:space="preserve">pipelines can be used to </w:t>
+      </w:r>
+      <w:r>
+        <w:rPr>
+          <w:lang w:val="en-US"/>
+        </w:rPr>
+        <w:t>modify</w:t>
+      </w:r>
+      <w:r>
+        <w:rPr>
+          <w:lang w:val="en-US"/>
+        </w:rPr>
+        <w:t xml:space="preserve"> and filter the document collections easily and flexibly. Especially interesting was the ‘project’ action, which allowed for field-based filtering of data, and as the tutorial video said, this is particularly useful in </w:t>
+      </w:r>
+      <w:r>
+        <w:rPr>
+          <w:lang w:val="en-US"/>
+        </w:rPr>
+        <w:t>data transmitting efficiency</w:t>
+      </w:r>
+      <w:r>
+        <w:rPr>
+          <w:lang w:val="en-US"/>
+        </w:rPr>
+        <w:t>.</w:t>
+      </w:r>
+      <w:r>
+        <w:rPr>
+          <w:lang w:val="en-US"/>
+        </w:rPr>
+        <w:t xml:space="preserve"> We only transfer the fields we care about.</w:t>
+      </w:r>
+    </w:p>
+    <w:p>
+      <w:pPr>
+        <w:pStyle w:val="Leipteksti"/>
+        <w:rPr>
+          <w:lang w:val="en-US"/>
+        </w:rPr>
+      </w:pPr>
+    </w:p>
+    <w:p>
+      <w:pPr>
+        <w:pStyle w:val="Leipteksti"/>
+        <w:rPr>
+          <w:lang w:val="en-US"/>
+        </w:rPr>
+      </w:pPr>
+      <w:r>
+        <w:rPr>
+          <w:lang w:val="en-US"/>
+        </w:rPr>
+        <w:t>I also accessed the MongoDB test airbnb database through NodeJS code. I installed the MongoDB driver package via NPM, then</w:t>
+      </w:r>
+      <w:r>
+        <w:rPr>
+          <w:lang w:val="en-US"/>
+        </w:rPr>
+        <w:t xml:space="preserve"> </w:t>
+      </w:r>
+      <w:r>
+        <w:rPr>
+          <w:lang w:val="en-US"/>
+        </w:rPr>
+        <w:t>connected to the test database and requested the ‘</w:t>
+      </w:r>
+      <w:r>
+        <w:rPr>
+          <w:lang w:val="en-US"/>
+        </w:rPr>
+        <w:t>listingsAndReviews</w:t>
+      </w:r>
+      <w:r>
+        <w:rPr>
+          <w:lang w:val="en-US"/>
+        </w:rPr>
+        <w:t>’ collection. I then applied the tutorial aggregation pipeline</w:t>
+      </w:r>
+      <w:r>
+        <w:rPr>
+          <w:lang w:val="en-US"/>
+        </w:rPr>
+        <w:t xml:space="preserve"> to </w:t>
+      </w:r>
+      <w:r>
+        <w:rPr>
+          <w:lang w:val="en-US"/>
+        </w:rPr>
+        <w:t>it, and</w:t>
+      </w:r>
+      <w:r>
+        <w:rPr>
+          <w:lang w:val="en-US"/>
+        </w:rPr>
+        <w:t xml:space="preserve"> logged the results out. I placed the full connection URI with my username and password to the environment file, so that I </w:t>
+      </w:r>
+      <w:r>
+        <w:rPr>
+          <w:lang w:val="en-US"/>
+        </w:rPr>
+        <w:t>don’t</w:t>
+      </w:r>
+      <w:r>
+        <w:rPr>
+          <w:lang w:val="en-US"/>
+        </w:rPr>
+        <w:t xml:space="preserve"> leak them. Overall, I learned a lot </w:t>
+      </w:r>
+      <w:r>
+        <w:rPr>
+          <w:lang w:val="en-US"/>
+        </w:rPr>
+        <w:t>regarding</w:t>
+      </w:r>
+      <w:r>
+        <w:rPr>
+          <w:lang w:val="en-US"/>
+        </w:rPr>
+        <w:t xml:space="preserve"> MongoDB and this document-based database functionality.</w:t>
       </w:r>
     </w:p>
     <w:sectPr>

--- a/learning_diary.docx
+++ b/learning_diary.docx
@@ -824,9 +824,6 @@
     <w:p>
       <w:pPr>
         <w:pStyle w:val="Leipteksti"/>
-        <w:rPr>
-          <w:lang w:val="en-US"/>
-        </w:rPr>
       </w:pPr>
       <w:r>
         <w:rPr>
@@ -899,6 +896,139 @@
           <w:lang w:val="en-US"/>
         </w:rPr>
         <w:t xml:space="preserve"> MongoDB and this document-based database functionality.</w:t>
+      </w:r>
+    </w:p>
+    <w:p>
+      <w:pPr>
+        <w:pStyle w:val="Leipteksti"/>
+        <w:rPr>
+          <w:lang w:val="en-US"/>
+        </w:rPr>
+      </w:pPr>
+    </w:p>
+    <w:p>
+      <w:pPr>
+        <w:pStyle w:val="Leipteksti"/>
+      </w:pPr>
+      <w:r>
+        <w:rPr>
+          <w:b w:val="1"/>
+          <w:bCs w:val="1"/>
+          <w:lang w:val="en-US"/>
+        </w:rPr>
+        <w:t>ExpressJS</w:t>
+      </w:r>
+    </w:p>
+    <w:p>
+      <w:pPr>
+        <w:pStyle w:val="Leipteksti"/>
+      </w:pPr>
+      <w:r>
+        <w:rPr>
+          <w:lang w:val="en-US"/>
+        </w:rPr>
+        <w:t>16.07.2026</w:t>
+      </w:r>
+    </w:p>
+    <w:p>
+      <w:pPr>
+        <w:pStyle w:val="Leipteksti"/>
+        <w:rPr>
+          <w:lang w:val="en-US"/>
+        </w:rPr>
+      </w:pPr>
+    </w:p>
+    <w:p>
+      <w:pPr>
+        <w:pStyle w:val="Leipteksti"/>
+      </w:pPr>
+      <w:r>
+        <w:rPr>
+          <w:lang w:val="en-US"/>
+        </w:rPr>
+        <w:t xml:space="preserve">The module was conceptually largely the same as the first with NodeJS, where we wrote a simple HTTP server with the ‘http’ module. </w:t>
+      </w:r>
+      <w:r>
+        <w:rPr>
+          <w:lang w:val="en-US"/>
+        </w:rPr>
+        <w:t xml:space="preserve">This tutorial really showed how much easier it is to handle requests with a framework such as Express, </w:t>
+      </w:r>
+      <w:r>
+        <w:rPr>
+          <w:lang w:val="en-US"/>
+        </w:rPr>
+        <w:t>the setup was minimal</w:t>
+      </w:r>
+      <w:r>
+        <w:rPr>
+          <w:lang w:val="en-US"/>
+        </w:rPr>
+        <w:t>.</w:t>
+      </w:r>
+    </w:p>
+    <w:p>
+      <w:pPr>
+        <w:pStyle w:val="Leipteksti"/>
+        <w:rPr>
+          <w:lang w:val="en-US"/>
+        </w:rPr>
+      </w:pPr>
+    </w:p>
+    <w:p>
+      <w:pPr>
+        <w:pStyle w:val="Leipteksti"/>
+        <w:rPr>
+          <w:lang w:val="en-US"/>
+        </w:rPr>
+      </w:pPr>
+      <w:r>
+        <w:rPr>
+          <w:lang w:val="en-US"/>
+        </w:rPr>
+        <w:t>I got a more thorough understanding of query strings, routes, and middleware functionality</w:t>
+      </w:r>
+      <w:r>
+        <w:rPr>
+          <w:lang w:val="en-US"/>
+        </w:rPr>
+        <w:t xml:space="preserve">, all of which were easy and straightforward to handle with the help of Express. The end </w:t>
+      </w:r>
+      <w:r>
+        <w:rPr>
+          <w:lang w:val="en-US"/>
+        </w:rPr>
+        <w:t>portion</w:t>
+      </w:r>
+      <w:r>
+        <w:rPr>
+          <w:lang w:val="en-US"/>
+        </w:rPr>
+        <w:t xml:space="preserve"> of the tutorial solidified the link between </w:t>
+      </w:r>
+      <w:r>
+        <w:rPr>
+          <w:lang w:val="en-US"/>
+        </w:rPr>
+        <w:t xml:space="preserve">front- and backend in my mind </w:t>
+      </w:r>
+      <w:r>
+        <w:rPr>
+          <w:lang w:val="en-US"/>
+        </w:rPr>
+        <w:t>further, when</w:t>
+      </w:r>
+      <w:r>
+        <w:rPr>
+          <w:lang w:val="en-US"/>
+        </w:rPr>
+        <w:t xml:space="preserve"> we wrote the simple demo form to fetch and add the posts.</w:t>
+      </w:r>
+      <w:r>
+        <w:rPr>
+          <w:lang w:val="en-US"/>
+        </w:rPr>
+        <w:t xml:space="preserve"> It makes sense why such a framework exists and is used widely today.</w:t>
       </w:r>
     </w:p>
     <w:sectPr>

--- a/learning_diary.docx
+++ b/learning_diary.docx
@@ -909,6 +909,22 @@
     <w:p>
       <w:pPr>
         <w:pStyle w:val="Leipteksti"/>
+        <w:rPr>
+          <w:lang w:val="en-US"/>
+        </w:rPr>
+      </w:pPr>
+    </w:p>
+    <w:p>
+      <w:pPr>
+        <w:pStyle w:val="Leipteksti"/>
+        <w:rPr>
+          <w:lang w:val="en-US"/>
+        </w:rPr>
+      </w:pPr>
+    </w:p>
+    <w:p>
+      <w:pPr>
+        <w:pStyle w:val="Leipteksti"/>
       </w:pPr>
       <w:r>
         <w:rPr>
@@ -978,9 +994,6 @@
     <w:p>
       <w:pPr>
         <w:pStyle w:val="Leipteksti"/>
-        <w:rPr>
-          <w:lang w:val="en-US"/>
-        </w:rPr>
       </w:pPr>
       <w:r>
         <w:rPr>
@@ -1029,6 +1042,357 @@
           <w:lang w:val="en-US"/>
         </w:rPr>
         <w:t xml:space="preserve"> It makes sense why such a framework exists and is used widely today.</w:t>
+      </w:r>
+    </w:p>
+    <w:p>
+      <w:pPr>
+        <w:pStyle w:val="Leipteksti"/>
+        <w:rPr>
+          <w:lang w:val="en-US"/>
+        </w:rPr>
+      </w:pPr>
+    </w:p>
+    <w:p>
+      <w:pPr>
+        <w:pStyle w:val="Leipteksti"/>
+        <w:rPr>
+          <w:lang w:val="en-US"/>
+        </w:rPr>
+      </w:pPr>
+    </w:p>
+    <w:p>
+      <w:pPr>
+        <w:pStyle w:val="Leipteksti"/>
+        <w:rPr>
+          <w:lang w:val="en-US"/>
+        </w:rPr>
+      </w:pPr>
+    </w:p>
+    <w:p>
+      <w:pPr>
+        <w:pStyle w:val="Leipteksti"/>
+      </w:pPr>
+      <w:r>
+        <w:rPr>
+          <w:b w:val="1"/>
+          <w:bCs w:val="1"/>
+          <w:lang w:val="en-US"/>
+        </w:rPr>
+        <w:t>React</w:t>
+      </w:r>
+    </w:p>
+    <w:p>
+      <w:pPr>
+        <w:pStyle w:val="Leipteksti"/>
+      </w:pPr>
+      <w:r>
+        <w:rPr>
+          <w:lang w:val="en-US"/>
+        </w:rPr>
+        <w:t>22.07.2026</w:t>
+      </w:r>
+    </w:p>
+    <w:p>
+      <w:pPr>
+        <w:pStyle w:val="Leipteksti"/>
+        <w:rPr>
+          <w:lang w:val="en-US"/>
+        </w:rPr>
+      </w:pPr>
+    </w:p>
+    <w:p>
+      <w:pPr>
+        <w:pStyle w:val="Leipteksti"/>
+      </w:pPr>
+      <w:r>
+        <w:rPr>
+          <w:lang w:val="en-US"/>
+        </w:rPr>
+        <w:t xml:space="preserve">I familiarized myself with the React framework, </w:t>
+      </w:r>
+      <w:r>
+        <w:rPr>
+          <w:lang w:val="en-US"/>
+        </w:rPr>
+        <w:t>JSX</w:t>
+      </w:r>
+      <w:r>
+        <w:rPr>
+          <w:lang w:val="en-US"/>
+        </w:rPr>
+        <w:t xml:space="preserve"> </w:t>
+      </w:r>
+      <w:r>
+        <w:rPr>
+          <w:lang w:val="en-US"/>
+        </w:rPr>
+        <w:t xml:space="preserve">and the flexible and </w:t>
+      </w:r>
+      <w:r>
+        <w:rPr>
+          <w:lang w:val="en-US"/>
+        </w:rPr>
+        <w:t>powerful</w:t>
+      </w:r>
+      <w:r>
+        <w:rPr>
+          <w:lang w:val="en-US"/>
+        </w:rPr>
+        <w:t xml:space="preserve"> </w:t>
+      </w:r>
+      <w:r>
+        <w:rPr>
+          <w:lang w:val="en-US"/>
+        </w:rPr>
+        <w:t xml:space="preserve">component-based virtual DOM </w:t>
+      </w:r>
+      <w:r>
+        <w:rPr>
+          <w:lang w:val="en-US"/>
+        </w:rPr>
+        <w:t>system. Writing the</w:t>
+      </w:r>
+      <w:r>
+        <w:rPr>
+          <w:lang w:val="en-US"/>
+        </w:rPr>
+        <w:t xml:space="preserve"> tutorial task tracker was easy and modular, and </w:t>
+      </w:r>
+      <w:r>
+        <w:rPr>
+          <w:lang w:val="en-US"/>
+        </w:rPr>
+        <w:t>followed</w:t>
+      </w:r>
+      <w:r>
+        <w:rPr>
+          <w:lang w:val="en-US"/>
+        </w:rPr>
+        <w:t xml:space="preserve"> a clear and understandable top-down bottom-up hierarchy of event and response communication. </w:t>
+      </w:r>
+      <w:r>
+        <w:rPr>
+          <w:lang w:val="en-US"/>
+        </w:rPr>
+        <w:t xml:space="preserve">Prop passing was </w:t>
+      </w:r>
+      <w:r>
+        <w:rPr>
+          <w:lang w:val="en-US"/>
+        </w:rPr>
+        <w:t>a very nice</w:t>
+      </w:r>
+      <w:r>
+        <w:rPr>
+          <w:lang w:val="en-US"/>
+        </w:rPr>
+        <w:t xml:space="preserve"> and ergonomic system when combined with </w:t>
+      </w:r>
+      <w:r>
+        <w:rPr>
+          <w:lang w:val="en-US"/>
+        </w:rPr>
+        <w:t>destructuring</w:t>
+      </w:r>
+      <w:r>
+        <w:rPr>
+          <w:lang w:val="en-US"/>
+        </w:rPr>
+        <w:t xml:space="preserve"> syntax.</w:t>
+      </w:r>
+    </w:p>
+    <w:p>
+      <w:pPr>
+        <w:pStyle w:val="Leipteksti"/>
+        <w:rPr>
+          <w:lang w:val="en-US"/>
+        </w:rPr>
+      </w:pPr>
+    </w:p>
+    <w:p>
+      <w:pPr>
+        <w:pStyle w:val="Leipteksti"/>
+      </w:pPr>
+      <w:r>
+        <w:rPr>
+          <w:lang w:val="en-US"/>
+        </w:rPr>
+        <w:t>I’d</w:t>
+      </w:r>
+      <w:r>
+        <w:rPr>
+          <w:lang w:val="en-US"/>
+        </w:rPr>
+        <w:t xml:space="preserve"> have thought the more `functional`-leaning features like the </w:t>
+      </w:r>
+      <w:r>
+        <w:rPr>
+          <w:lang w:val="en-US"/>
+        </w:rPr>
+        <w:t>useState</w:t>
+      </w:r>
+      <w:r>
+        <w:rPr>
+          <w:lang w:val="en-US"/>
+        </w:rPr>
+        <w:t xml:space="preserve"> state management ho</w:t>
+      </w:r>
+      <w:r>
+        <w:rPr>
+          <w:lang w:val="en-US"/>
+        </w:rPr>
+        <w:t xml:space="preserve">oks would have been more confusing to me, but they clicked quite quickly. </w:t>
+      </w:r>
+      <w:r>
+        <w:rPr>
+          <w:lang w:val="en-US"/>
+        </w:rPr>
+        <w:t xml:space="preserve">State can be read directly, but can only be mutated by the hook setter, which follows in </w:t>
+      </w:r>
+      <w:r>
+        <w:rPr>
+          <w:lang w:val="en-US"/>
+        </w:rPr>
+        <w:t xml:space="preserve">principle </w:t>
+      </w:r>
+      <w:r>
+        <w:rPr>
+          <w:lang w:val="en-US"/>
+        </w:rPr>
+        <w:t>some functional programming concepts</w:t>
+      </w:r>
+      <w:r>
+        <w:rPr>
+          <w:lang w:val="en-US"/>
+        </w:rPr>
+        <w:t xml:space="preserve"> of limited mutable state</w:t>
+      </w:r>
+      <w:r>
+        <w:rPr>
+          <w:lang w:val="en-US"/>
+        </w:rPr>
+        <w:t>.</w:t>
+      </w:r>
+    </w:p>
+    <w:p>
+      <w:pPr>
+        <w:pStyle w:val="Leipteksti"/>
+        <w:rPr>
+          <w:lang w:val="en-US"/>
+        </w:rPr>
+      </w:pPr>
+    </w:p>
+    <w:p>
+      <w:pPr>
+        <w:pStyle w:val="Leipteksti"/>
+      </w:pPr>
+      <w:r>
+        <w:rPr>
+          <w:lang w:val="en-US"/>
+        </w:rPr>
+        <w:t xml:space="preserve">I also learned about the synchronization process of the React code and </w:t>
+      </w:r>
+      <w:r>
+        <w:rPr>
+          <w:lang w:val="en-US"/>
+        </w:rPr>
+        <w:t>the backend</w:t>
+      </w:r>
+      <w:r>
+        <w:rPr>
+          <w:lang w:val="en-US"/>
+        </w:rPr>
+        <w:t xml:space="preserve"> systems, such as a server. The </w:t>
+      </w:r>
+      <w:r>
+        <w:rPr>
+          <w:lang w:val="en-US"/>
+        </w:rPr>
+        <w:t>useEffect</w:t>
+      </w:r>
+      <w:r>
+        <w:rPr>
+          <w:lang w:val="en-US"/>
+        </w:rPr>
+        <w:t xml:space="preserve"> hook allows for setup logic to run, the state of which we can conveniently store with the earlier </w:t>
+      </w:r>
+      <w:r>
+        <w:rPr>
+          <w:lang w:val="en-US"/>
+        </w:rPr>
+        <w:t>useState</w:t>
+      </w:r>
+      <w:r>
+        <w:rPr>
+          <w:lang w:val="en-US"/>
+        </w:rPr>
+        <w:t xml:space="preserve"> hooks.</w:t>
+      </w:r>
+      <w:r>
+        <w:rPr>
+          <w:lang w:val="en-US"/>
+        </w:rPr>
+        <w:t xml:space="preserve"> </w:t>
+      </w:r>
+      <w:r>
+        <w:rPr>
+          <w:lang w:val="en-US"/>
+        </w:rPr>
+        <w:t>I feel this</w:t>
+      </w:r>
+      <w:r>
+        <w:rPr>
+          <w:lang w:val="en-US"/>
+        </w:rPr>
+        <w:t xml:space="preserve"> is remarkably flexible and clean, when compared to raw JS, as the </w:t>
+      </w:r>
+      <w:r>
+        <w:rPr>
+          <w:lang w:val="en-US"/>
+        </w:rPr>
+        <w:t>tutorial did also mention</w:t>
+      </w:r>
+      <w:r>
+        <w:rPr>
+          <w:lang w:val="en-US"/>
+        </w:rPr>
+        <w:t>.</w:t>
+      </w:r>
+      <w:r>
+        <w:rPr>
+          <w:lang w:val="en-US"/>
+        </w:rPr>
+        <w:t xml:space="preserve"> The routing was also </w:t>
+      </w:r>
+      <w:r>
+        <w:rPr>
+          <w:lang w:val="en-US"/>
+        </w:rPr>
+        <w:t>pretty straightforward</w:t>
+      </w:r>
+      <w:r>
+        <w:rPr>
+          <w:lang w:val="en-US"/>
+        </w:rPr>
+        <w:t xml:space="preserve"> and intuitive, although the tutorial was 5 years old at this point and the react-router-</w:t>
+      </w:r>
+      <w:r>
+        <w:rPr>
+          <w:lang w:val="en-US"/>
+        </w:rPr>
+        <w:t>dom</w:t>
+      </w:r>
+      <w:r>
+        <w:rPr>
+          <w:lang w:val="en-US"/>
+        </w:rPr>
+        <w:t xml:space="preserve"> </w:t>
+      </w:r>
+      <w:r>
+        <w:rPr>
+          <w:lang w:val="en-US"/>
+        </w:rPr>
+        <w:t>library.</w:t>
       </w:r>
     </w:p>
     <w:sectPr>
